--- a/03_Safety_AI_and_Practical_Controls/TAS2O_AI_Policy_Academic_Integrity_Package.docx
+++ b/03_Safety_AI_and_Practical_Controls/TAS2O_AI_Policy_Academic_Integrity_Package.docx
@@ -97,7 +97,7 @@
           </w:tcPr>
           <w:p>
             <w:r>
-              <w:t>[Insert School Name]</w:t>
+              <w:t>Webtree Academy</w:t>
             </w:r>
           </w:p>
         </w:tc>
@@ -121,7 +121,7 @@
           </w:tcPr>
           <w:p>
             <w:r>
-              <w:t>[Insert BSID]</w:t>
+              <w:t>883796</w:t>
             </w:r>
           </w:p>
         </w:tc>
@@ -217,7 +217,7 @@
           </w:tcPr>
           <w:p>
             <w:r>
-              <w:t>[Principal / Department Head / Course Lead]</w:t>
+              <w:t>Henry Michels</w:t>
             </w:r>
           </w:p>
         </w:tc>
@@ -241,7 +241,7 @@
           </w:tcPr>
           <w:p>
             <w:r>
-              <w:t>[Insert Date]</w:t>
+              <w:t>2026-05-12</w:t>
             </w:r>
           </w:p>
         </w:tc>
@@ -265,7 +265,7 @@
           </w:tcPr>
           <w:p>
             <w:r>
-              <w:t>[Insert Date]</w:t>
+              <w:t>2026-05-12</w:t>
             </w:r>
           </w:p>
         </w:tc>
@@ -2436,7 +2436,7 @@
     </w:p>
     <w:p>
       <w:r>
-        <w:t>[Teacher / Principal Name]</w:t>
+        <w:t>Henry Michels</w:t>
       </w:r>
     </w:p>
     <w:p>
@@ -3590,7 +3590,7 @@
           </w:tcPr>
           <w:p>
             <w:r>
-              <w:t>[Insert Name / Role]</w:t>
+              <w:t>Carlos Chen / Instructor</w:t>
             </w:r>
           </w:p>
         </w:tc>
@@ -3601,7 +3601,7 @@
           </w:tcPr>
           <w:p>
             <w:r>
-              <w:t>[Insert Date]</w:t>
+              <w:t>2026-05-12</w:t>
             </w:r>
           </w:p>
         </w:tc>
@@ -3625,7 +3625,7 @@
           </w:tcPr>
           <w:p>
             <w:r>
-              <w:t>[Insert Name / Role]</w:t>
+              <w:t>Henry Michels / Course Lead</w:t>
             </w:r>
           </w:p>
         </w:tc>
@@ -3660,7 +3660,7 @@
           </w:tcPr>
           <w:p>
             <w:r>
-              <w:t>[Insert Name / Role]</w:t>
+              <w:t>Henry Michels / Principal</w:t>
             </w:r>
           </w:p>
         </w:tc>
@@ -3970,7 +3970,7 @@
         <w:color w:val="5A5A5A"/>
         <w:sz w:val="16"/>
       </w:rPr>
-      <w:t>TAS2O AI Policy and Academic Integrity Package | [Insert School Name]</w:t>
+      <w:t>TAS2O AI Policy and Academic Integrity Package | Webtree Academy</w:t>
     </w:r>
   </w:p>
 </w:hdr>

--- a/03_Safety_AI_and_Practical_Controls/TAS2O_AI_Policy_Academic_Integrity_Package.docx
+++ b/03_Safety_AI_and_Practical_Controls/TAS2O_AI_Policy_Academic_Integrity_Package.docx
@@ -50,12 +50,7 @@
             <w:vAlign w:val="center"/>
           </w:tcPr>
           <w:p>
-            <w:r/>
             <w:r>
-              <w:rPr>
-                <w:b/>
-                <w:color w:val="FFFFFF"/>
-              </w:rPr>
               <w:t>Field</w:t>
             </w:r>
           </w:p>
@@ -67,12 +62,7 @@
             <w:vAlign w:val="center"/>
           </w:tcPr>
           <w:p>
-            <w:r/>
             <w:r>
-              <w:rPr>
-                <w:b/>
-                <w:color w:val="FFFFFF"/>
-              </w:rPr>
               <w:t>Information</w:t>
             </w:r>
           </w:p>
@@ -480,12 +470,7 @@
             <w:vAlign w:val="center"/>
           </w:tcPr>
           <w:p>
-            <w:r/>
             <w:r>
-              <w:rPr>
-                <w:b/>
-                <w:color w:val="FFFFFF"/>
-              </w:rPr>
               <w:t>Term</w:t>
             </w:r>
           </w:p>
@@ -497,12 +482,7 @@
             <w:vAlign w:val="center"/>
           </w:tcPr>
           <w:p>
-            <w:r/>
             <w:r>
-              <w:rPr>
-                <w:b/>
-                <w:color w:val="FFFFFF"/>
-              </w:rPr>
               <w:t>Meaning</w:t>
             </w:r>
           </w:p>
@@ -683,12 +663,7 @@
             <w:vAlign w:val="center"/>
           </w:tcPr>
           <w:p>
-            <w:r/>
             <w:r>
-              <w:rPr>
-                <w:b/>
-                <w:color w:val="FFFFFF"/>
-              </w:rPr>
               <w:t>Acceptable Use</w:t>
             </w:r>
           </w:p>
@@ -700,12 +675,7 @@
             <w:vAlign w:val="center"/>
           </w:tcPr>
           <w:p>
-            <w:r/>
             <w:r>
-              <w:rPr>
-                <w:b/>
-                <w:color w:val="FFFFFF"/>
-              </w:rPr>
               <w:t>Conditions</w:t>
             </w:r>
           </w:p>
@@ -902,12 +872,7 @@
             <w:vAlign w:val="center"/>
           </w:tcPr>
           <w:p>
-            <w:r/>
             <w:r>
-              <w:rPr>
-                <w:b/>
-                <w:color w:val="FFFFFF"/>
-              </w:rPr>
               <w:t>Prohibited Use</w:t>
             </w:r>
           </w:p>
@@ -919,12 +884,7 @@
             <w:vAlign w:val="center"/>
           </w:tcPr>
           <w:p>
-            <w:r/>
             <w:r>
-              <w:rPr>
-                <w:b/>
-                <w:color w:val="FFFFFF"/>
-              </w:rPr>
               <w:t>Reason</w:t>
             </w:r>
           </w:p>
@@ -1241,12 +1201,7 @@
             <w:vAlign w:val="center"/>
           </w:tcPr>
           <w:p>
-            <w:r/>
             <w:r>
-              <w:rPr>
-                <w:b/>
-                <w:color w:val="FFFFFF"/>
-              </w:rPr>
               <w:t>Control</w:t>
             </w:r>
           </w:p>
@@ -1258,12 +1213,7 @@
             <w:vAlign w:val="center"/>
           </w:tcPr>
           <w:p>
-            <w:r/>
             <w:r>
-              <w:rPr>
-                <w:b/>
-                <w:color w:val="FFFFFF"/>
-              </w:rPr>
               <w:t>Evidence / Teacher Action</w:t>
             </w:r>
           </w:p>
@@ -1478,12 +1428,7 @@
             <w:vAlign w:val="center"/>
           </w:tcPr>
           <w:p>
-            <w:r/>
             <w:r>
-              <w:rPr>
-                <w:b/>
-                <w:color w:val="FFFFFF"/>
-              </w:rPr>
               <w:t>Date</w:t>
             </w:r>
           </w:p>
@@ -1495,12 +1440,7 @@
             <w:vAlign w:val="center"/>
           </w:tcPr>
           <w:p>
-            <w:r/>
             <w:r>
-              <w:rPr>
-                <w:b/>
-                <w:color w:val="FFFFFF"/>
-              </w:rPr>
               <w:t>Assignment / Task</w:t>
             </w:r>
           </w:p>
@@ -1512,12 +1452,7 @@
             <w:vAlign w:val="center"/>
           </w:tcPr>
           <w:p>
-            <w:r/>
             <w:r>
-              <w:rPr>
-                <w:b/>
-                <w:color w:val="FFFFFF"/>
-              </w:rPr>
               <w:t>AI Tool</w:t>
             </w:r>
           </w:p>
@@ -1529,12 +1464,7 @@
             <w:vAlign w:val="center"/>
           </w:tcPr>
           <w:p>
-            <w:r/>
             <w:r>
-              <w:rPr>
-                <w:b/>
-                <w:color w:val="FFFFFF"/>
-              </w:rPr>
               <w:t>Prompt or Task Asked</w:t>
             </w:r>
           </w:p>
@@ -1546,12 +1476,7 @@
             <w:vAlign w:val="center"/>
           </w:tcPr>
           <w:p>
-            <w:r/>
             <w:r>
-              <w:rPr>
-                <w:b/>
-                <w:color w:val="FFFFFF"/>
-              </w:rPr>
               <w:t>Output Summary</w:t>
             </w:r>
           </w:p>
@@ -1563,12 +1488,7 @@
             <w:vAlign w:val="center"/>
           </w:tcPr>
           <w:p>
-            <w:r/>
             <w:r>
-              <w:rPr>
-                <w:b/>
-                <w:color w:val="FFFFFF"/>
-              </w:rPr>
               <w:t>How I Verified It</w:t>
             </w:r>
           </w:p>
@@ -1580,12 +1500,7 @@
             <w:vAlign w:val="center"/>
           </w:tcPr>
           <w:p>
-            <w:r/>
             <w:r>
-              <w:rPr>
-                <w:b/>
-                <w:color w:val="FFFFFF"/>
-              </w:rPr>
               <w:t>What I Changed / Used</w:t>
             </w:r>
           </w:p>
@@ -1883,12 +1798,7 @@
             <w:vAlign w:val="center"/>
           </w:tcPr>
           <w:p>
-            <w:r/>
             <w:r>
-              <w:rPr>
-                <w:b/>
-                <w:color w:val="FFFFFF"/>
-              </w:rPr>
               <w:t>Check Area</w:t>
             </w:r>
           </w:p>
@@ -1900,12 +1810,7 @@
             <w:vAlign w:val="center"/>
           </w:tcPr>
           <w:p>
-            <w:r/>
             <w:r>
-              <w:rPr>
-                <w:b/>
-                <w:color w:val="FFFFFF"/>
-              </w:rPr>
               <w:t>Student Confirmation</w:t>
             </w:r>
           </w:p>
@@ -1917,12 +1822,7 @@
             <w:vAlign w:val="center"/>
           </w:tcPr>
           <w:p>
-            <w:r/>
             <w:r>
-              <w:rPr>
-                <w:b/>
-                <w:color w:val="FFFFFF"/>
-              </w:rPr>
               <w:t>Complete</w:t>
             </w:r>
           </w:p>
@@ -2209,12 +2109,7 @@
             <w:vAlign w:val="center"/>
           </w:tcPr>
           <w:p>
-            <w:r/>
             <w:r>
-              <w:rPr>
-                <w:b/>
-                <w:color w:val="FFFFFF"/>
-              </w:rPr>
               <w:t>Field</w:t>
             </w:r>
           </w:p>
@@ -2226,12 +2121,7 @@
             <w:vAlign w:val="center"/>
           </w:tcPr>
           <w:p>
-            <w:r/>
             <w:r>
-              <w:rPr>
-                <w:b/>
-                <w:color w:val="FFFFFF"/>
-              </w:rPr>
               <w:t>Response</w:t>
             </w:r>
           </w:p>
@@ -2469,12 +2359,7 @@
             <w:vAlign w:val="center"/>
           </w:tcPr>
           <w:p>
-            <w:r/>
             <w:r>
-              <w:rPr>
-                <w:b/>
-                <w:color w:val="FFFFFF"/>
-              </w:rPr>
               <w:t>Stage</w:t>
             </w:r>
           </w:p>
@@ -2486,12 +2371,7 @@
             <w:vAlign w:val="center"/>
           </w:tcPr>
           <w:p>
-            <w:r/>
             <w:r>
-              <w:rPr>
-                <w:b/>
-                <w:color w:val="FFFFFF"/>
-              </w:rPr>
               <w:t>Teacher Action</w:t>
             </w:r>
           </w:p>
@@ -2672,12 +2552,7 @@
             <w:vAlign w:val="center"/>
           </w:tcPr>
           <w:p>
-            <w:r/>
             <w:r>
-              <w:rPr>
-                <w:b/>
-                <w:color w:val="FFFFFF"/>
-              </w:rPr>
               <w:t>Response Level</w:t>
             </w:r>
           </w:p>
@@ -2689,12 +2564,7 @@
             <w:vAlign w:val="center"/>
           </w:tcPr>
           <w:p>
-            <w:r/>
             <w:r>
-              <w:rPr>
-                <w:b/>
-                <w:color w:val="FFFFFF"/>
-              </w:rPr>
               <w:t>Description / Action</w:t>
             </w:r>
           </w:p>
@@ -2892,12 +2762,7 @@
             <w:vAlign w:val="center"/>
           </w:tcPr>
           <w:p>
-            <w:r/>
             <w:r>
-              <w:rPr>
-                <w:b/>
-                <w:color w:val="FFFFFF"/>
-              </w:rPr>
               <w:t>Unit</w:t>
             </w:r>
           </w:p>
@@ -2909,12 +2774,7 @@
             <w:vAlign w:val="center"/>
           </w:tcPr>
           <w:p>
-            <w:r/>
             <w:r>
-              <w:rPr>
-                <w:b/>
-                <w:color w:val="FFFFFF"/>
-              </w:rPr>
               <w:t>Permitted AI Use / Controls</w:t>
             </w:r>
           </w:p>
@@ -2926,12 +2786,7 @@
             <w:vAlign w:val="center"/>
           </w:tcPr>
           <w:p>
-            <w:r/>
             <w:r>
-              <w:rPr>
-                <w:b/>
-                <w:color w:val="FFFFFF"/>
-              </w:rPr>
               <w:t>Required Evidence</w:t>
             </w:r>
           </w:p>
@@ -3178,12 +3033,7 @@
             <w:vAlign w:val="center"/>
           </w:tcPr>
           <w:p>
-            <w:r/>
             <w:r>
-              <w:rPr>
-                <w:b/>
-                <w:color w:val="FFFFFF"/>
-              </w:rPr>
               <w:t>Evidence Item</w:t>
             </w:r>
           </w:p>
@@ -3195,12 +3045,7 @@
             <w:vAlign w:val="center"/>
           </w:tcPr>
           <w:p>
-            <w:r/>
             <w:r>
-              <w:rPr>
-                <w:b/>
-                <w:color w:val="FFFFFF"/>
-              </w:rPr>
               <w:t>Included</w:t>
             </w:r>
           </w:p>
@@ -3526,12 +3371,7 @@
             <w:vAlign w:val="center"/>
           </w:tcPr>
           <w:p>
-            <w:r/>
             <w:r>
-              <w:rPr>
-                <w:b/>
-                <w:color w:val="FFFFFF"/>
-              </w:rPr>
               <w:t>Action</w:t>
             </w:r>
           </w:p>
@@ -3543,12 +3383,7 @@
             <w:vAlign w:val="center"/>
           </w:tcPr>
           <w:p>
-            <w:r/>
             <w:r>
-              <w:rPr>
-                <w:b/>
-                <w:color w:val="FFFFFF"/>
-              </w:rPr>
               <w:t>Name / Role</w:t>
             </w:r>
           </w:p>
@@ -3560,12 +3395,7 @@
             <w:vAlign w:val="center"/>
           </w:tcPr>
           <w:p>
-            <w:r/>
             <w:r>
-              <w:rPr>
-                <w:b/>
-                <w:color w:val="FFFFFF"/>
-              </w:rPr>
               <w:t>Date</w:t>
             </w:r>
           </w:p>
@@ -3636,7 +3466,7 @@
           </w:tcPr>
           <w:p>
             <w:r>
-              <w:t>[Insert Date]</w:t>
+              <w:t>2026-05-12</w:t>
             </w:r>
           </w:p>
         </w:tc>
@@ -3671,7 +3501,7 @@
           </w:tcPr>
           <w:p>
             <w:r>
-              <w:t>[Insert Date]</w:t>
+              <w:t>2026-05-12</w:t>
             </w:r>
           </w:p>
         </w:tc>
@@ -3695,7 +3525,7 @@
           </w:tcPr>
           <w:p>
             <w:r>
-              <w:t>[Insert Date]</w:t>
+              <w:t>2026-05-12</w:t>
             </w:r>
           </w:p>
         </w:tc>
@@ -3804,12 +3634,7 @@
             <w:vAlign w:val="center"/>
           </w:tcPr>
           <w:p>
-            <w:r/>
             <w:r>
-              <w:rPr>
-                <w:b/>
-                <w:color w:val="FFFFFF"/>
-              </w:rPr>
               <w:t>Use Case</w:t>
             </w:r>
           </w:p>
@@ -3821,12 +3646,7 @@
             <w:vAlign w:val="center"/>
           </w:tcPr>
           <w:p>
-            <w:r/>
             <w:r>
-              <w:rPr>
-                <w:b/>
-                <w:color w:val="FFFFFF"/>
-              </w:rPr>
               <w:t>Possible Statement</w:t>
             </w:r>
           </w:p>
@@ -3851,7 +3671,7 @@
           </w:tcPr>
           <w:p>
             <w:r>
-              <w:t>I used [AI tool] to brainstorm possible design ideas. I selected and modified the final idea based on my own constraints, teacher feedback, and prototype testing.</w:t>
+              <w:t>I used AI tool to brainstorm possible design ideas. I selected and modified the final idea based on my own constraints, teacher feedback, and prototype testing.</w:t>
             </w:r>
           </w:p>
         </w:tc>
@@ -3875,7 +3695,7 @@
           </w:tcPr>
           <w:p>
             <w:r>
-              <w:t>I used [AI tool] to help interpret an error in my code. I tested the suggested fix, changed it, and confirmed the circuit worked during class.</w:t>
+              <w:t>I used AI tool to help interpret an error in my code. I tested the suggested fix, changed it, and confirmed the circuit worked during class.</w:t>
             </w:r>
           </w:p>
         </w:tc>
@@ -3899,7 +3719,7 @@
           </w:tcPr>
           <w:p>
             <w:r>
-              <w:t>I used [AI tool] to improve the structure and wording of my report. The design decisions, data, photos, and final conclusions are my own.</w:t>
+              <w:t>I used AI tool to improve the structure and wording of my report. The design decisions, data, photos, and final conclusions are my own.</w:t>
             </w:r>
           </w:p>
         </w:tc>
@@ -3923,7 +3743,7 @@
           </w:tcPr>
           <w:p>
             <w:r>
-              <w:t>I used [AI tool] to organize my research notes. I verified facts with the sources listed in my bibliography.</w:t>
+              <w:t>I used AI tool to organize my research notes. I verified facts with the sources listed in my bibliography.</w:t>
             </w:r>
           </w:p>
         </w:tc>

--- a/03_Safety_AI_and_Practical_Controls/TAS2O_AI_Policy_Academic_Integrity_Package.docx
+++ b/03_Safety_AI_and_Practical_Controls/TAS2O_AI_Policy_Academic_Integrity_Package.docx
@@ -321,11 +321,55 @@
       </w:r>
     </w:p>
     <w:p>
+      <w:r/>
+    </w:p>
+    <w:p>
+      <w:r/>
+    </w:p>
+    <w:p>
       <w:pPr>
         <w:pStyle w:val="ListBullet"/>
       </w:pPr>
       <w:r>
         <w:t>6. Assessment and Evidence Controls</w:t>
+      </w:r>
+    </w:p>
+    <w:p>
+      <w:r>
+        <w:t>6.1 Late and Missed Assignments</w:t>
+      </w:r>
+    </w:p>
+    <w:p>
+      <w:r/>
+    </w:p>
+    <w:p>
+      <w:r>
+        <w:t>6.1 Late and Missed Assignments</w:t>
+      </w:r>
+    </w:p>
+    <w:p>
+      <w:r>
+        <w:t>Late and missed assignments should be managed in a way that protects assessment validity while still supporting student learning.</w:t>
+      </w:r>
+    </w:p>
+    <w:p>
+      <w:r>
+        <w:t>Students should notify the teacher as early as possible when work may be late or when an absence or other circumstance prevents on-time submission.</w:t>
+      </w:r>
+    </w:p>
+    <w:p>
+      <w:r>
+        <w:t>The teacher may grant an extension, alternate evidence opportunity, conference, or make-up task when the reason is reasonable and the assessment can still be validly collected.</w:t>
+      </w:r>
+    </w:p>
+    <w:p>
+      <w:r>
+        <w:t>Repeated late or missing work may trigger parent/guardian contact, a revised timeline, or an in-person meeting with the teacher or principal/academic lead.</w:t>
+      </w:r>
+    </w:p>
+    <w:p>
+      <w:r>
+        <w:t>Time-sensitive final evaluation tasks may have stricter deadlines, but the school should still document any accommodations or alternate arrangements when approved.</w:t>
       </w:r>
     </w:p>
     <w:p>
@@ -3749,6 +3793,7 @@
         </w:tc>
       </w:tr>
     </w:tbl>
+    <w:p/>
     <w:sectPr>
       <w:headerReference w:type="default" r:id="rId9"/>
       <w:footerReference w:type="default" r:id="rId10"/>

--- a/03_Safety_AI_and_Practical_Controls/TAS2O_AI_Policy_Academic_Integrity_Package.docx
+++ b/03_Safety_AI_and_Practical_Controls/TAS2O_AI_Policy_Academic_Integrity_Package.docx
@@ -953,7 +953,7 @@
           </w:tcPr>
           <w:p>
             <w:r>
-              <w:t>Submitting AI-generated text, code, images, designs, analysis, or reflections without disclosure in the AI Use Log.</w:t>
+              <w:t>Submitting text, code, images, designs, analysis, or reflections without disclosure in the AI Use Log.</w:t>
             </w:r>
           </w:p>
         </w:tc>
@@ -1025,7 +1025,7 @@
           </w:tcPr>
           <w:p>
             <w:r>
-              <w:t>Following AI-generated tool, electrical, heating, cutting, or fabrication instructions without teacher approval and safety verification.</w:t>
+              <w:t>Following tool, electrical, heating, cutting, or fabrication instructions without teacher approval and safety verification.</w:t>
             </w:r>
           </w:p>
         </w:tc>
@@ -1426,7 +1426,7 @@
           </w:tcPr>
           <w:p>
             <w:r>
-              <w:t>Grades are based on Ontario achievement categories and curriculum expectations, not on the polish of AI-generated writing alone.</w:t>
+              <w:t>Grades are based on Ontario achievement categories and curriculum expectations, not on the polish of writing alone.</w:t>
             </w:r>
           </w:p>
         </w:tc>
@@ -2280,7 +2280,7 @@
           </w:tcPr>
           <w:p>
             <w:r>
-              <w:t>I confirm that this submission represents my own learning and work. I have disclosed any AI assistance, verified AI-generated information, followed all safety rules, and can explain my design decisions, process evidence, and final product.</w:t>
+              <w:t>I confirm that this submission represents my own learning and work. I have disclosed any AI assistance, verified information, followed all safety rules, and can explain my design decisions, process evidence, and final product.</w:t>
             </w:r>
           </w:p>
         </w:tc>
@@ -2350,7 +2350,7 @@
     </w:p>
     <w:p>
       <w:r>
-        <w:t>AI will not replace student work. Students must build, test, document, and explain their own projects. They are required to disclose meaningful AI use in an AI Use Log and verify AI-generated information before including it in submitted work. The teacher will assess student understanding through process evidence, demonstrations, conferences, rubrics, and final presentations.</w:t>
+        <w:t>AI will not replace student work. Students must build, test, document, and explain their own projects. They are required to disclose meaningful AI use in an AI Use Log and verify information before including it in submitted work. The teacher will assess student understanding through process evidence, demonstrations, conferences, rubrics, and final presentations.</w:t>
       </w:r>
     </w:p>
     <w:p>
@@ -2764,7 +2764,7 @@
         <w:pStyle w:val="ListBullet"/>
       </w:pPr>
       <w:r>
-        <w:t>AI-generated tool procedures, electrical instructions, soldering instructions, cutting plans, or prototype testing procedures must be reviewed by the teacher before students act on them.</w:t>
+        <w:t>tool procedures, electrical instructions, soldering instructions, cutting plans, or prototype testing procedures must be reviewed by the teacher before students act on them.</w:t>
       </w:r>
     </w:p>
     <w:p>

--- a/03_Safety_AI_and_Practical_Controls/TAS2O_AI_Policy_Academic_Integrity_Package.docx
+++ b/03_Safety_AI_and_Practical_Controls/TAS2O_AI_Policy_Academic_Integrity_Package.docx
@@ -671,7 +671,7 @@
           </w:tcPr>
           <w:p>
             <w:r>
-              <w:t>AI use that is hidden, replaces required student work, fabricates evidence or sources, violates safety rules, or undermines valid assessment of student learning.</w:t>
+              <w:t>use of approved AI tools that is hidden, replaces required student work, fabricates evidence or sources, violates safety rules, or undermines valid assessment of student learning.</w:t>
             </w:r>
           </w:p>
         </w:tc>
@@ -1180,7 +1180,7 @@
         <w:pStyle w:val="ListBullet"/>
       </w:pPr>
       <w:r>
-        <w:t>Model transparent AI use, including prompt drafting, verification, revision, and acknowledgement.</w:t>
+        <w:t>Model transparent use of approved AI tools, including prompt drafting, verification, revision, and acknowledgement.</w:t>
       </w:r>
     </w:p>
     <w:p>
@@ -1378,7 +1378,7 @@
           </w:tcPr>
           <w:p>
             <w:r>
-              <w:t>Teacher checks whether AI use is disclosed, appropriate, verified, and reflected in final work.</w:t>
+              <w:t>Teacher checks whether use of approved AI tools is disclosed, appropriate, verified, and reflected in final work.</w:t>
             </w:r>
           </w:p>
         </w:tc>
@@ -2066,7 +2066,7 @@
           </w:tcPr>
           <w:p>
             <w:r>
-              <w:t>I recorded AI use in the AI Use Log and acknowledged it where required.</w:t>
+              <w:t>I recorded use of approved AI tools in the AI Use Log and acknowledged it where required.</w:t>
             </w:r>
           </w:p>
         </w:tc>
@@ -2350,7 +2350,7 @@
     </w:p>
     <w:p>
       <w:r>
-        <w:t>AI will not replace student work. Students must build, test, document, and explain their own projects. They are required to disclose meaningful AI use in an AI Use Log and verify information before including it in submitted work. The teacher will assess student understanding through process evidence, demonstrations, conferences, rubrics, and final presentations.</w:t>
+        <w:t>AI will not replace student work. Students must build, test, document, and explain their own projects. They are required to disclose meaningful use of approved AI tools in an AI Use Log and verify information before including it in submitted work. The teacher will assess student understanding through process evidence, demonstrations, conferences, rubrics, and final presentations.</w:t>
       </w:r>
     </w:p>
     <w:p>
@@ -2360,7 +2360,7 @@
     </w:p>
     <w:p>
       <w:r>
-        <w:t>Please contact the school if you have questions about AI use, academic integrity, privacy, or safety in this course.</w:t>
+        <w:t>Please contact the school if you have questions about use of approved AI tools, academic integrity, privacy, or safety in this course.</w:t>
       </w:r>
     </w:p>
     <w:p>
@@ -2657,7 +2657,7 @@
           </w:tcPr>
           <w:p>
             <w:r>
-              <w:t>AI used but not properly logged or verified. Student revises submission, completes AI log, and may complete an oral conference.</w:t>
+              <w:t>use of approved AI toolsd but not properly logged or verified. Student revises submission, completes AI log, and may complete an oral conference.</w:t>
             </w:r>
           </w:p>
         </w:tc>
@@ -2705,7 +2705,7 @@
           </w:tcPr>
           <w:p>
             <w:r>
-              <w:t>Hidden AI use, copied work, fabricated data/sources, impersonation, or repeated misconduct. Apply school academic integrity policy and document the decision.</w:t>
+              <w:t>Hidden use of approved AI tools, copied work, fabricated data/sources, impersonation, or repeated misconduct. Apply school academic integrity policy and document the decision.</w:t>
             </w:r>
           </w:p>
         </w:tc>
